--- a/t35_s2.docx
+++ b/t35_s2.docx
@@ -3,2348 +3,998 @@
 <w:document xmlns:wpc="http://schemas.microsoft.com/office/word/2010/wordprocessingCanvas" xmlns:mo="http://schemas.microsoft.com/office/mac/office/2008/main" xmlns:mc="http://schemas.openxmlformats.org/markup-compatibility/2006" xmlns:mv="urn:schemas-microsoft-com:mac:vml" xmlns:o="urn:schemas-microsoft-com:office:office" xmlns:r="http://schemas.openxmlformats.org/officeDocument/2006/relationships" xmlns:m="http://schemas.openxmlformats.org/officeDocument/2006/math" xmlns:v="urn:schemas-microsoft-com:vml" xmlns:wp14="http://schemas.microsoft.com/office/word/2010/wordprocessingDrawing" xmlns:wp="http://schemas.openxmlformats.org/drawingml/2006/wordprocessingDrawing" xmlns:w10="urn:schemas-microsoft-com:office:word" xmlns:w="http://schemas.openxmlformats.org/wordprocessingml/2006/main" xmlns:w14="http://schemas.microsoft.com/office/word/2010/wordml" xmlns:wpg="http://schemas.microsoft.com/office/word/2010/wordprocessingGroup" xmlns:wpi="http://schemas.microsoft.com/office/word/2010/wordprocessingInk" xmlns:wne="http://schemas.microsoft.com/office/word/2006/wordml" xmlns:wps="http://schemas.microsoft.com/office/word/2010/wordprocessingShape" mc:Ignorable="w14 wp14">
   <w:body>
     <w:p>
-      <w:pPr>
-        <w:spacing w:after="40" w:before="120"/>
-      </w:pPr>
       <w:r>
-        <w:rPr>
-          <w:b w:val="0"/>
-          <w:i w:val="0"/>
-          <w:sz w:val="22"/>
-        </w:rPr>
-        <w:t>Question: A client with acute gastritis reports burning epigastric pain and takes ibuprofen daily for arthritis. Which instruction is most important?</w:t>
+        <w:t xml:space="preserve">Question: A client with a diagnosis of acute pancreatitis is at risk for disseminated intravascular coagulation (DIC). Which finding suggests DIC?</w:t>
       </w:r>
     </w:p>
     <w:p>
-      <w:pPr>
-        <w:spacing w:after="0" w:before="0"/>
-      </w:pPr>
       <w:r>
-        <w:rPr>
-          <w:b w:val="0"/>
-          <w:i w:val="0"/>
-          <w:sz w:val="22"/>
-        </w:rPr>
-        <w:t>(a) Avoid NSAIDs and alcohol; take prescribed acid-reducing medication as ordered</w:t>
+        <w:t xml:space="preserve">(a) Bleeding from multiple sites with abnormal clotting studies</w:t>
       </w:r>
     </w:p>
     <w:p>
-      <w:pPr>
-        <w:spacing w:after="0" w:before="0"/>
-      </w:pPr>
       <w:r>
-        <w:rPr>
-          <w:b w:val="0"/>
-          <w:i w:val="0"/>
-          <w:sz w:val="22"/>
-        </w:rPr>
-        <w:t>(b) Take the ibuprofen with only water to reduce irritation</w:t>
+        <w:t xml:space="preserve">(b) Improved clotting</w:t>
       </w:r>
     </w:p>
     <w:p>
-      <w:pPr>
-        <w:spacing w:after="0" w:before="0"/>
-      </w:pPr>
       <w:r>
-        <w:rPr>
-          <w:b w:val="0"/>
-          <w:i w:val="0"/>
-          <w:sz w:val="22"/>
-        </w:rPr>
-        <w:t>(c) Add spicy foods in small amounts to build tolerance</w:t>
+        <w:t xml:space="preserve">(c) Increased platelet count</w:t>
       </w:r>
     </w:p>
     <w:p>
-      <w:pPr>
-        <w:spacing w:after="0" w:before="0"/>
-      </w:pPr>
       <w:r>
-        <w:rPr>
-          <w:b w:val="0"/>
-          <w:i w:val="0"/>
-          <w:sz w:val="22"/>
-        </w:rPr>
-        <w:t>(d) Stop all medications without consulting the provider</w:t>
+        <w:t xml:space="preserve">(d) Normal prothrombin time</w:t>
       </w:r>
     </w:p>
     <w:p>
-      <w:pPr>
-        <w:spacing w:after="0" w:before="40"/>
-      </w:pPr>
       <w:r>
-        <w:rPr>
-          <w:b/>
-          <w:i w:val="0"/>
-          <w:sz w:val="22"/>
-        </w:rPr>
-        <w:t>Answer: a</w:t>
+        <w:t xml:space="preserve">Answer: a</w:t>
       </w:r>
     </w:p>
     <w:p>
-      <w:pPr>
-        <w:spacing w:after="0" w:before="0"/>
-      </w:pPr>
       <w:r>
-        <w:rPr>
-          <w:b w:val="0"/>
-          <w:i w:val="0"/>
-          <w:sz w:val="21"/>
-        </w:rPr>
-        <w:t>Solution: NSAIDs and alcohol are major causes of gastritis; they should be avoided and acid-suppressing therapy (PPI/H2 blocker) taken as prescribed. Stopping prescribed medications without advice and continuing irritants worsen the gastritis.</w:t>
+        <w:t xml:space="preserve">Solution: DIC causes both clotting and bleeding — oozing from venipunctures, petechiae, and abnormal PT/aPTT/platelets. It is a life-threatening complication requiring urgent care.</w:t>
       </w:r>
     </w:p>
     <w:p>
-      <w:pPr>
-        <w:spacing w:after="0" w:before="0"/>
-      </w:pPr>
       <w:r>
-        <w:rPr>
-          <w:b w:val="0"/>
-          <w:i w:val="0"/>
-          <w:sz w:val="20"/>
-        </w:rPr>
-        <w:t>Positive Marks: 1</w:t>
+        <w:t xml:space="preserve">Positive Marks: 1</w:t>
       </w:r>
     </w:p>
     <w:p>
-      <w:pPr>
-        <w:spacing w:after="160" w:before="0"/>
-      </w:pPr>
       <w:r>
-        <w:rPr>
-          <w:b w:val="0"/>
-          <w:i w:val="0"/>
-          <w:sz w:val="20"/>
-        </w:rPr>
-        <w:t>Negative Marks: 0.25</w:t>
+        <w:t xml:space="preserve">Negative Marks: 0.25</w:t>
       </w:r>
     </w:p>
     <w:p>
-      <w:pPr>
-        <w:spacing w:after="40" w:before="120"/>
-      </w:pPr>
       <w:r>
-        <w:rPr>
-          <w:b w:val="0"/>
-          <w:i w:val="0"/>
-          <w:sz w:val="22"/>
-        </w:rPr>
-        <w:t>Question: Which instruction is most helpful for a client with gastroesophageal reflux disease (GERD)?</w:t>
+        <w:t xml:space="preserve"/>
       </w:r>
     </w:p>
     <w:p>
-      <w:pPr>
-        <w:spacing w:after="0" w:before="0"/>
-      </w:pPr>
       <w:r>
-        <w:rPr>
-          <w:b w:val="0"/>
-          <w:i w:val="0"/>
-          <w:sz w:val="22"/>
-        </w:rPr>
-        <w:t>(a) Elevate the head of the bed and avoid eating within 3 hours of lying down</w:t>
+        <w:t xml:space="preserve">Question: A nurse is preparing a client for a paracentesis. Which action is correct?</w:t>
       </w:r>
     </w:p>
     <w:p>
-      <w:pPr>
-        <w:spacing w:after="0" w:before="0"/>
-      </w:pPr>
       <w:r>
-        <w:rPr>
-          <w:b w:val="0"/>
-          <w:i w:val="0"/>
-          <w:sz w:val="22"/>
-        </w:rPr>
-        <w:t>(b) Lie flat immediately after meals</w:t>
+        <w:t xml:space="preserve">(a) Have the client void before the procedure</w:t>
       </w:r>
     </w:p>
     <w:p>
-      <w:pPr>
-        <w:spacing w:after="0" w:before="0"/>
-      </w:pPr>
       <w:r>
-        <w:rPr>
-          <w:b w:val="0"/>
-          <w:i w:val="0"/>
-          <w:sz w:val="22"/>
-        </w:rPr>
-        <w:t>(c) Drink large amounts of fluid with meals</w:t>
+        <w:t xml:space="preserve">(b) Encourage a full bladder</w:t>
       </w:r>
     </w:p>
     <w:p>
-      <w:pPr>
-        <w:spacing w:after="0" w:before="0"/>
-      </w:pPr>
       <w:r>
-        <w:rPr>
-          <w:b w:val="0"/>
-          <w:i w:val="0"/>
-          <w:sz w:val="22"/>
-        </w:rPr>
-        <w:t>(d) Eat a large evening meal before bedtime</w:t>
+        <w:t xml:space="preserve">(c) Position the client flat</w:t>
       </w:r>
     </w:p>
     <w:p>
-      <w:pPr>
-        <w:spacing w:after="0" w:before="40"/>
-      </w:pPr>
       <w:r>
-        <w:rPr>
-          <w:b/>
-          <w:i w:val="0"/>
-          <w:sz w:val="22"/>
-        </w:rPr>
-        <w:t>Answer: a</w:t>
+        <w:t xml:space="preserve">(d) Give a large meal before the procedure</w:t>
       </w:r>
     </w:p>
     <w:p>
-      <w:pPr>
-        <w:spacing w:after="0" w:before="0"/>
-      </w:pPr>
       <w:r>
-        <w:rPr>
-          <w:b w:val="0"/>
-          <w:i w:val="0"/>
-          <w:sz w:val="21"/>
-        </w:rPr>
-        <w:t>Solution: GERD management includes elevating the head of the bed, small frequent meals, avoiding food 2-3 hours before lying down, and avoiding triggers (fat, caffeine, alcohol, spicy food). Lying flat and large late meals worsen reflux.</w:t>
+        <w:t xml:space="preserve">Answer: a</w:t>
       </w:r>
     </w:p>
     <w:p>
-      <w:pPr>
-        <w:spacing w:after="0" w:before="0"/>
-      </w:pPr>
       <w:r>
-        <w:rPr>
-          <w:b w:val="0"/>
-          <w:i w:val="0"/>
-          <w:sz w:val="20"/>
-        </w:rPr>
-        <w:t>Positive Marks: 1</w:t>
+        <w:t xml:space="preserve">Solution: The client voids before paracentesis to empty the bladder and avoid puncture. The client sits upright so fluid pools in the lower abdomen.</w:t>
       </w:r>
     </w:p>
     <w:p>
-      <w:pPr>
-        <w:spacing w:after="160" w:before="0"/>
-      </w:pPr>
       <w:r>
-        <w:rPr>
-          <w:b w:val="0"/>
-          <w:i w:val="0"/>
-          <w:sz w:val="20"/>
-        </w:rPr>
-        <w:t>Negative Marks: 0.25</w:t>
+        <w:t xml:space="preserve">Positive Marks: 1</w:t>
       </w:r>
     </w:p>
     <w:p>
-      <w:pPr>
-        <w:spacing w:after="40" w:before="120"/>
-      </w:pPr>
       <w:r>
-        <w:rPr>
-          <w:b w:val="0"/>
-          <w:i w:val="0"/>
-          <w:sz w:val="22"/>
-        </w:rPr>
-        <w:t>Question: A client with aplastic anemia has pancytopenia—low red cells, white cells, and platelets. Which nursing intervention is the priority?</w:t>
+        <w:t xml:space="preserve">Negative Marks: 0.25</w:t>
       </w:r>
     </w:p>
     <w:p>
-      <w:pPr>
-        <w:spacing w:after="0" w:before="0"/>
-      </w:pPr>
       <w:r>
-        <w:rPr>
-          <w:b w:val="0"/>
-          <w:i w:val="0"/>
-          <w:sz w:val="22"/>
-        </w:rPr>
-        <w:t>(a) Protect the client from infection and bleeding with precautions</w:t>
+        <w:t xml:space="preserve"/>
       </w:r>
     </w:p>
     <w:p>
-      <w:pPr>
-        <w:spacing w:after="0" w:before="0"/>
-      </w:pPr>
       <w:r>
-        <w:rPr>
-          <w:b w:val="0"/>
-          <w:i w:val="0"/>
-          <w:sz w:val="22"/>
-        </w:rPr>
-        <w:t>(b) Encourage a high-iron diet only</w:t>
+        <w:t xml:space="preserve">Question: A client with a diagnosis of cirrhosis is prescribed a diuretic for ascites. The nurse should monitor the client for:</w:t>
       </w:r>
     </w:p>
     <w:p>
-      <w:pPr>
-        <w:spacing w:after="0" w:before="0"/>
-      </w:pPr>
       <w:r>
-        <w:rPr>
-          <w:b w:val="0"/>
-          <w:i w:val="0"/>
-          <w:sz w:val="22"/>
-        </w:rPr>
-        <w:t>(c) Restrict all fluids</w:t>
+        <w:t xml:space="preserve">(a) Hypokalemia and encephalopathy</w:t>
       </w:r>
     </w:p>
     <w:p>
-      <w:pPr>
-        <w:spacing w:after="0" w:before="0"/>
-      </w:pPr>
       <w:r>
-        <w:rPr>
-          <w:b w:val="0"/>
-          <w:i w:val="0"/>
-          <w:sz w:val="22"/>
-        </w:rPr>
-        <w:t>(d) Encourage vigorous exercise to stimulate marrow</w:t>
+        <w:t xml:space="preserve">(b) Hyperkalemia only</w:t>
       </w:r>
     </w:p>
     <w:p>
-      <w:pPr>
-        <w:spacing w:after="0" w:before="40"/>
-      </w:pPr>
       <w:r>
-        <w:rPr>
-          <w:b/>
-          <w:i w:val="0"/>
-          <w:sz w:val="22"/>
-        </w:rPr>
-        <w:t>Answer: a</w:t>
+        <w:t xml:space="preserve">(c) Polyuria</w:t>
       </w:r>
     </w:p>
     <w:p>
-      <w:pPr>
-        <w:spacing w:after="0" w:before="0"/>
-      </w:pPr>
       <w:r>
-        <w:rPr>
-          <w:b w:val="0"/>
-          <w:i w:val="0"/>
-          <w:sz w:val="21"/>
-        </w:rPr>
-        <w:t>Solution: Pancytopenia in aplastic anemia means neutropenia (infection risk) and thrombocytopenia (bleeding risk); infection precautions, bleeding precautions, and prompt reporting of fever are priorities. Iron alone does not treat marrow failure.</w:t>
+        <w:t xml:space="preserve">(d) Increased appetite</w:t>
       </w:r>
     </w:p>
     <w:p>
-      <w:pPr>
-        <w:spacing w:after="0" w:before="0"/>
-      </w:pPr>
       <w:r>
-        <w:rPr>
-          <w:b w:val="0"/>
-          <w:i w:val="0"/>
-          <w:sz w:val="20"/>
-        </w:rPr>
-        <w:t>Positive Marks: 1</w:t>
+        <w:t xml:space="preserve">Answer: a</w:t>
       </w:r>
     </w:p>
     <w:p>
-      <w:pPr>
-        <w:spacing w:after="160" w:before="0"/>
-      </w:pPr>
       <w:r>
-        <w:rPr>
-          <w:b w:val="0"/>
-          <w:i w:val="0"/>
-          <w:sz w:val="20"/>
-        </w:rPr>
-        <w:t>Negative Marks: 0.25</w:t>
+        <w:t xml:space="preserve">Solution: Diuretic therapy for ascites can cause hypokalemia (precipitating encephalopathy) and electrolyte imbalance. Daily weights, electrolytes, and neurologic status are monitored.</w:t>
       </w:r>
     </w:p>
     <w:p>
-      <w:pPr>
-        <w:spacing w:after="40" w:before="120"/>
-      </w:pPr>
       <w:r>
-        <w:rPr>
-          <w:b w:val="0"/>
-          <w:i w:val="0"/>
-          <w:sz w:val="22"/>
-        </w:rPr>
-        <w:t>Question: A client has a pressure injury with full-thickness skin loss where subcutaneous fat is visible but bone, tendon, and muscle are not exposed. This injury is best classified as stage:</w:t>
+        <w:t xml:space="preserve">Positive Marks: 1</w:t>
       </w:r>
     </w:p>
     <w:p>
-      <w:pPr>
-        <w:spacing w:after="0" w:before="0"/>
-      </w:pPr>
       <w:r>
-        <w:rPr>
-          <w:b w:val="0"/>
-          <w:i w:val="0"/>
-          <w:sz w:val="22"/>
-        </w:rPr>
-        <w:t>(a) Stage 3</w:t>
+        <w:t xml:space="preserve">Negative Marks: 0.25</w:t>
       </w:r>
     </w:p>
     <w:p>
-      <w:pPr>
-        <w:spacing w:after="0" w:before="0"/>
-      </w:pPr>
       <w:r>
-        <w:rPr>
-          <w:b w:val="0"/>
-          <w:i w:val="0"/>
-          <w:sz w:val="22"/>
-        </w:rPr>
-        <w:t>(b) Stage 1</w:t>
+        <w:t xml:space="preserve"/>
       </w:r>
     </w:p>
     <w:p>
-      <w:pPr>
-        <w:spacing w:after="0" w:before="0"/>
-      </w:pPr>
       <w:r>
-        <w:rPr>
-          <w:b w:val="0"/>
-          <w:i w:val="0"/>
-          <w:sz w:val="22"/>
-        </w:rPr>
-        <w:t>(c) Stage 2</w:t>
+        <w:t xml:space="preserve">Question: A client is prescribed a blood thinner and is scheduled for surgery. The nurse should:</w:t>
       </w:r>
     </w:p>
     <w:p>
-      <w:pPr>
-        <w:spacing w:after="0" w:before="0"/>
-      </w:pPr>
       <w:r>
-        <w:rPr>
-          <w:b w:val="0"/>
-          <w:i w:val="0"/>
-          <w:sz w:val="22"/>
-        </w:rPr>
-        <w:t>(d) Stage 4</w:t>
+        <w:t xml:space="preserve">(a) Verify the plan for holding the anticoagulant before surgery</w:t>
       </w:r>
     </w:p>
     <w:p>
-      <w:pPr>
-        <w:spacing w:after="0" w:before="40"/>
-      </w:pPr>
       <w:r>
-        <w:rPr>
-          <w:b/>
-          <w:i w:val="0"/>
-          <w:sz w:val="22"/>
-        </w:rPr>
-        <w:t>Answer: a</w:t>
+        <w:t xml:space="preserve">(b) Give the full dose on the morning of surgery</w:t>
       </w:r>
     </w:p>
     <w:p>
-      <w:pPr>
-        <w:spacing w:after="0" w:before="0"/>
-      </w:pPr>
       <w:r>
-        <w:rPr>
-          <w:b w:val="0"/>
-          <w:i w:val="0"/>
-          <w:sz w:val="21"/>
-        </w:rPr>
-        <w:t>Solution: Stage 3 pressure injury: full-thickness skin loss with visible subcutaneous fat; bone/tendon/muscle not exposed. Stage 1 is non-blanchable erythema, stage 2 is partial-thickness, and stage 4 exposes bone/tendon/muscle.</w:t>
+        <w:t xml:space="preserve">(c) Double the dose to prevent clots</w:t>
       </w:r>
     </w:p>
     <w:p>
-      <w:pPr>
-        <w:spacing w:after="0" w:before="0"/>
-      </w:pPr>
       <w:r>
-        <w:rPr>
-          <w:b w:val="0"/>
-          <w:i w:val="0"/>
-          <w:sz w:val="20"/>
-        </w:rPr>
-        <w:t>Positive Marks: 1</w:t>
+        <w:t xml:space="preserve">(d) Stop the drug permanently</w:t>
       </w:r>
     </w:p>
     <w:p>
-      <w:pPr>
-        <w:spacing w:after="160" w:before="0"/>
-      </w:pPr>
       <w:r>
-        <w:rPr>
-          <w:b w:val="0"/>
-          <w:i w:val="0"/>
-          <w:sz w:val="20"/>
-        </w:rPr>
-        <w:t>Negative Marks: 0.25</w:t>
+        <w:t xml:space="preserve">Answer: a</w:t>
       </w:r>
     </w:p>
     <w:p>
-      <w:pPr>
-        <w:spacing w:after="40" w:before="120"/>
-      </w:pPr>
       <w:r>
-        <w:rPr>
-          <w:b w:val="0"/>
-          <w:i w:val="0"/>
-          <w:sz w:val="22"/>
-        </w:rPr>
-        <w:t>Question: Which action is correct when caring for a client with a Penrose drain in place?</w:t>
+        <w:t xml:space="preserve">Solution: Anticoagulants are typically held before surgery to reduce bleeding risk; the physician coordinates the timing and may use bridging therapy.</w:t>
       </w:r>
     </w:p>
     <w:p>
-      <w:pPr>
-        <w:spacing w:after="0" w:before="0"/>
-      </w:pPr>
       <w:r>
-        <w:rPr>
-          <w:b w:val="0"/>
-          <w:i w:val="0"/>
-          <w:sz w:val="22"/>
-        </w:rPr>
-        <w:t>(a) Secure the drain with a safety pin and cover with sterile gauze to absorb drainage</w:t>
+        <w:t xml:space="preserve">Positive Marks: 1</w:t>
       </w:r>
     </w:p>
     <w:p>
-      <w:pPr>
-        <w:spacing w:after="0" w:before="0"/>
-      </w:pPr>
       <w:r>
-        <w:rPr>
-          <w:b w:val="0"/>
-          <w:i w:val="0"/>
-          <w:sz w:val="22"/>
-        </w:rPr>
-        <w:t>(b) Clamp the drain to prevent infection</w:t>
+        <w:t xml:space="preserve">Negative Marks: 0.25</w:t>
       </w:r>
     </w:p>
     <w:p>
-      <w:pPr>
-        <w:spacing w:after="0" w:before="0"/>
-      </w:pPr>
       <w:r>
-        <w:rPr>
-          <w:b w:val="0"/>
-          <w:i w:val="0"/>
-          <w:sz w:val="22"/>
-        </w:rPr>
-        <w:t>(c) Remove the drain with the first dressing change</w:t>
+        <w:t xml:space="preserve"/>
       </w:r>
     </w:p>
     <w:p>
-      <w:pPr>
-        <w:spacing w:after="0" w:before="0"/>
-      </w:pPr>
       <w:r>
-        <w:rPr>
-          <w:b w:val="0"/>
-          <w:i w:val="0"/>
-          <w:sz w:val="22"/>
-        </w:rPr>
-        <w:t>(d) Irrigate the drain with hydrogen peroxide daily</w:t>
+        <w:t xml:space="preserve">Question: A client with a diagnosis of acute cholecystitis is prescribed an antiemetic for nausea. The nurse should:</w:t>
       </w:r>
     </w:p>
     <w:p>
-      <w:pPr>
-        <w:spacing w:after="0" w:before="40"/>
-      </w:pPr>
       <w:r>
-        <w:rPr>
-          <w:b/>
-          <w:i w:val="0"/>
-          <w:sz w:val="22"/>
-        </w:rPr>
-        <w:t>Answer: a</w:t>
+        <w:t xml:space="preserve">(a) Administer the antiemetic as ordered and monitor for relief</w:t>
       </w:r>
     </w:p>
     <w:p>
-      <w:pPr>
-        <w:spacing w:after="0" w:before="0"/>
-      </w:pPr>
       <w:r>
-        <w:rPr>
-          <w:b w:val="0"/>
-          <w:i w:val="0"/>
-          <w:sz w:val="21"/>
-        </w:rPr>
-        <w:t>Solution: A Penrose drain is an open (passive) drain kept in place with a safety pin at skin level and covered with sterile dressings to absorb and monitor drainage. It is not clamped or irrigated; removal timing is set by the provider.</w:t>
+        <w:t xml:space="preserve">(b) Encourage a fatty meal</w:t>
       </w:r>
     </w:p>
     <w:p>
-      <w:pPr>
-        <w:spacing w:after="0" w:before="0"/>
-      </w:pPr>
       <w:r>
-        <w:rPr>
-          <w:b w:val="0"/>
-          <w:i w:val="0"/>
-          <w:sz w:val="20"/>
-        </w:rPr>
-        <w:t>Positive Marks: 1</w:t>
+        <w:t xml:space="preserve">(c) Position the client flat</w:t>
       </w:r>
     </w:p>
     <w:p>
-      <w:pPr>
-        <w:spacing w:after="160" w:before="0"/>
-      </w:pPr>
       <w:r>
-        <w:rPr>
-          <w:b w:val="0"/>
-          <w:i w:val="0"/>
-          <w:sz w:val="20"/>
-        </w:rPr>
-        <w:t>Negative Marks: 0.25</w:t>
+        <w:t xml:space="preserve">(d) Restrict fluids</w:t>
       </w:r>
     </w:p>
     <w:p>
-      <w:pPr>
-        <w:spacing w:after="40" w:before="120"/>
-      </w:pPr>
       <w:r>
-        <w:rPr>
-          <w:b w:val="0"/>
-          <w:i w:val="0"/>
-          <w:sz w:val="22"/>
-        </w:rPr>
-        <w:t>Question: Which action is correct when administering a bolus feeding through a percutaneous endoscopic gastrostomy (PEG) tube?</w:t>
+        <w:t xml:space="preserve">Answer: a</w:t>
       </w:r>
     </w:p>
     <w:p>
-      <w:pPr>
-        <w:spacing w:after="0" w:before="0"/>
-      </w:pPr>
       <w:r>
-        <w:rPr>
-          <w:b w:val="0"/>
-          <w:i w:val="0"/>
-          <w:sz w:val="22"/>
-        </w:rPr>
-        <w:t>(a) Confirm placement, keep the head of the bed elevated, and flush the tube before and after the feed</w:t>
+        <w:t xml:space="preserve">Solution: Antiemetics relieve the nausea of cholecystitis; the client is monitored, fluids maintained, and a low-fat diet provided when tolerated.</w:t>
       </w:r>
     </w:p>
     <w:p>
-      <w:pPr>
-        <w:spacing w:after="0" w:before="0"/>
-      </w:pPr>
       <w:r>
-        <w:rPr>
-          <w:b w:val="0"/>
-          <w:i w:val="0"/>
-          <w:sz w:val="22"/>
-        </w:rPr>
-        <w:t>(b) Lay the client flat during the feed</w:t>
+        <w:t xml:space="preserve">Positive Marks: 1</w:t>
       </w:r>
     </w:p>
     <w:p>
-      <w:pPr>
-        <w:spacing w:after="0" w:before="0"/>
-      </w:pPr>
       <w:r>
-        <w:rPr>
-          <w:b w:val="0"/>
-          <w:i w:val="0"/>
-          <w:sz w:val="22"/>
-        </w:rPr>
-        <w:t>(c) Check placement only by auscultation of injected air</w:t>
+        <w:t xml:space="preserve">Negative Marks: 0.25</w:t>
       </w:r>
     </w:p>
     <w:p>
-      <w:pPr>
-        <w:spacing w:after="0" w:before="0"/>
-      </w:pPr>
       <w:r>
-        <w:rPr>
-          <w:b w:val="0"/>
-          <w:i w:val="0"/>
-          <w:sz w:val="22"/>
-        </w:rPr>
-        <w:t>(d) Leave the tube open to air after the feed</w:t>
+        <w:t xml:space="preserve"/>
       </w:r>
     </w:p>
     <w:p>
-      <w:pPr>
-        <w:spacing w:after="0" w:before="40"/>
-      </w:pPr>
       <w:r>
-        <w:rPr>
-          <w:b/>
-          <w:i w:val="0"/>
-          <w:sz w:val="22"/>
-        </w:rPr>
-        <w:t>Answer: a</w:t>
+        <w:t xml:space="preserve">Question: A nurse is caring for a client with a diagnosis of pneumonia who is hypoxic. Which position promotes oxygenation?</w:t>
       </w:r>
     </w:p>
     <w:p>
-      <w:pPr>
-        <w:spacing w:after="0" w:before="0"/>
-      </w:pPr>
       <w:r>
-        <w:rPr>
-          <w:b w:val="0"/>
-          <w:i w:val="0"/>
-          <w:sz w:val="21"/>
-        </w:rPr>
-        <w:t>Solution: PEG feeding requires verified placement (marker/measure, pH), head elevation during and 30-60 minutes after feeding (aspiration prevention), and flushing before/after. Auscultation alone is unreliable.</w:t>
+        <w:t xml:space="preserve">(a) High Fowler's position</w:t>
       </w:r>
     </w:p>
     <w:p>
-      <w:pPr>
-        <w:spacing w:after="0" w:before="0"/>
-      </w:pPr>
       <w:r>
-        <w:rPr>
-          <w:b w:val="0"/>
-          <w:i w:val="0"/>
-          <w:sz w:val="20"/>
-        </w:rPr>
-        <w:t>Positive Marks: 1</w:t>
+        <w:t xml:space="preserve">(b) Supine position</w:t>
       </w:r>
     </w:p>
     <w:p>
-      <w:pPr>
-        <w:spacing w:after="160" w:before="0"/>
-      </w:pPr>
       <w:r>
-        <w:rPr>
-          <w:b w:val="0"/>
-          <w:i w:val="0"/>
-          <w:sz w:val="20"/>
-        </w:rPr>
-        <w:t>Negative Marks: 0.25</w:t>
+        <w:t xml:space="preserve">(c) Prone position only</w:t>
       </w:r>
     </w:p>
     <w:p>
-      <w:pPr>
-        <w:spacing w:after="40" w:before="120"/>
-      </w:pPr>
       <w:r>
-        <w:rPr>
-          <w:b w:val="0"/>
-          <w:i w:val="0"/>
-          <w:sz w:val="22"/>
-        </w:rPr>
-        <w:t>Question: When measuring blood pressure by auscultation, the diastolic pressure in adults corresponds to which Korotkoff phase?</w:t>
+        <w:t xml:space="preserve">(d) Trendelenburg position</w:t>
       </w:r>
     </w:p>
     <w:p>
-      <w:pPr>
-        <w:spacing w:after="0" w:before="0"/>
-      </w:pPr>
       <w:r>
-        <w:rPr>
-          <w:b w:val="0"/>
-          <w:i w:val="0"/>
-          <w:sz w:val="22"/>
-        </w:rPr>
-        <w:t>(a) Phase 5, when the sounds disappear</w:t>
+        <w:t xml:space="preserve">Answer: a</w:t>
       </w:r>
     </w:p>
     <w:p>
-      <w:pPr>
-        <w:spacing w:after="0" w:before="0"/>
-      </w:pPr>
       <w:r>
-        <w:rPr>
-          <w:b w:val="0"/>
-          <w:i w:val="0"/>
-          <w:sz w:val="22"/>
-        </w:rPr>
-        <w:t>(b) Phase 1, when the first tapping sound appears</w:t>
+        <w:t xml:space="preserve">Solution: High Fowler's position maximizes chest expansion and ventilation. Prone positioning is a specialized therapy for ARDS, not routine pneumonia care.</w:t>
       </w:r>
     </w:p>
     <w:p>
-      <w:pPr>
-        <w:spacing w:after="0" w:before="0"/>
-      </w:pPr>
       <w:r>
-        <w:rPr>
-          <w:b w:val="0"/>
-          <w:i w:val="0"/>
-          <w:sz w:val="22"/>
-        </w:rPr>
-        <w:t>(c) Phase 2, when sounds become muffled</w:t>
+        <w:t xml:space="preserve">Positive Marks: 1</w:t>
       </w:r>
     </w:p>
     <w:p>
-      <w:pPr>
-        <w:spacing w:after="0" w:before="0"/>
-      </w:pPr>
       <w:r>
-        <w:rPr>
-          <w:b w:val="0"/>
-          <w:i w:val="0"/>
-          <w:sz w:val="22"/>
-        </w:rPr>
-        <w:t>(d) Phase 4, when sounds become muffled</w:t>
+        <w:t xml:space="preserve">Negative Marks: 0.25</w:t>
       </w:r>
     </w:p>
     <w:p>
-      <w:pPr>
-        <w:spacing w:after="0" w:before="40"/>
-      </w:pPr>
       <w:r>
-        <w:rPr>
-          <w:b/>
-          <w:i w:val="0"/>
-          <w:sz w:val="22"/>
-        </w:rPr>
-        <w:t>Answer: a</w:t>
+        <w:t xml:space="preserve"/>
       </w:r>
     </w:p>
     <w:p>
-      <w:pPr>
-        <w:spacing w:after="0" w:before="0"/>
-      </w:pPr>
       <w:r>
-        <w:rPr>
-          <w:b w:val="0"/>
-          <w:i w:val="0"/>
-          <w:sz w:val="21"/>
-        </w:rPr>
-        <w:t>Solution: Korotkoff phase 1 (first tap) is systolic; phase 5 (disappearance of sounds) is recorded as diastolic in adults. Phase 4 (muffling) is used for diastolic in some children and high-output states.</w:t>
+        <w:t xml:space="preserve">Question: A client with a diagnosis of type 1 diabetes is prescribed a sliding-scale insulin regimen. The nurse should:</w:t>
       </w:r>
     </w:p>
     <w:p>
-      <w:pPr>
-        <w:spacing w:after="0" w:before="0"/>
-      </w:pPr>
       <w:r>
-        <w:rPr>
-          <w:b w:val="0"/>
-          <w:i w:val="0"/>
-          <w:sz w:val="20"/>
-        </w:rPr>
-        <w:t>Positive Marks: 1</w:t>
+        <w:t xml:space="preserve">(a) Check blood glucose before meals and administer the corresponding insulin dose</w:t>
       </w:r>
     </w:p>
     <w:p>
-      <w:pPr>
-        <w:spacing w:after="160" w:before="0"/>
-      </w:pPr>
       <w:r>
-        <w:rPr>
-          <w:b w:val="0"/>
-          <w:i w:val="0"/>
-          <w:sz w:val="20"/>
-        </w:rPr>
-        <w:t>Negative Marks: 0.25</w:t>
+        <w:t xml:space="preserve">(b) Give a fixed dose regardless of glucose</w:t>
       </w:r>
     </w:p>
     <w:p>
-      <w:pPr>
-        <w:spacing w:after="40" w:before="120"/>
-      </w:pPr>
       <w:r>
-        <w:rPr>
-          <w:b w:val="0"/>
-          <w:i w:val="0"/>
-          <w:sz w:val="22"/>
-        </w:rPr>
-        <w:t>Question: Which technique is correct when inserting a rectal suppository?</w:t>
+        <w:t xml:space="preserve">(c) Skip insulin if the client feels fine</w:t>
       </w:r>
     </w:p>
     <w:p>
-      <w:pPr>
-        <w:spacing w:after="0" w:before="0"/>
-      </w:pPr>
       <w:r>
-        <w:rPr>
-          <w:b w:val="0"/>
-          <w:i w:val="0"/>
-          <w:sz w:val="22"/>
-        </w:rPr>
-        <w:t>(a) Lubricate the suppository and insert it gently beyond the internal sphincter, then ask the client to remain lying for a few minutes</w:t>
+        <w:t xml:space="preserve">(d) Give insulin only at bedtime</w:t>
       </w:r>
     </w:p>
     <w:p>
-      <w:pPr>
-        <w:spacing w:after="0" w:before="0"/>
-      </w:pPr>
       <w:r>
-        <w:rPr>
-          <w:b w:val="0"/>
-          <w:i w:val="0"/>
-          <w:sz w:val="22"/>
-        </w:rPr>
-        <w:t>(b) Insert the suppository dry and withdraw immediately</w:t>
+        <w:t xml:space="preserve">Answer: a</w:t>
       </w:r>
     </w:p>
     <w:p>
-      <w:pPr>
-        <w:spacing w:after="0" w:before="0"/>
-      </w:pPr>
       <w:r>
-        <w:rPr>
-          <w:b w:val="0"/>
-          <w:i w:val="0"/>
-          <w:sz w:val="22"/>
-        </w:rPr>
-        <w:t>(c) Have the client stand during insertion</w:t>
+        <w:t xml:space="preserve">Solution: Sliding-scale insulin is based on pre-meal blood glucose readings — the nurse checks glucose and gives the dose on the scale. It supplements scheduled insulin.</w:t>
       </w:r>
     </w:p>
     <w:p>
-      <w:pPr>
-        <w:spacing w:after="0" w:before="0"/>
-      </w:pPr>
       <w:r>
-        <w:rPr>
-          <w:b w:val="0"/>
-          <w:i w:val="0"/>
-          <w:sz w:val="22"/>
-        </w:rPr>
-        <w:t>(d) Insert the suppository only to the external sphincter</w:t>
+        <w:t xml:space="preserve">Positive Marks: 1</w:t>
       </w:r>
     </w:p>
     <w:p>
-      <w:pPr>
-        <w:spacing w:after="0" w:before="40"/>
-      </w:pPr>
       <w:r>
-        <w:rPr>
-          <w:b/>
-          <w:i w:val="0"/>
-          <w:sz w:val="22"/>
-        </w:rPr>
-        <w:t>Answer: a</w:t>
+        <w:t xml:space="preserve">Negative Marks: 0.25</w:t>
       </w:r>
     </w:p>
     <w:p>
-      <w:pPr>
-        <w:spacing w:after="0" w:before="0"/>
-      </w:pPr>
       <w:r>
-        <w:rPr>
-          <w:b w:val="0"/>
-          <w:i w:val="0"/>
-          <w:sz w:val="21"/>
-        </w:rPr>
-        <w:t>Solution: A suppository is lubricated and inserted beyond the internal sphincter (about 7-10 cm in adults) with the client lying on the left side; the client stays lying for 5-10 minutes to retain it. Dry insertion is painful and ineffective.</w:t>
+        <w:t xml:space="preserve"/>
       </w:r>
     </w:p>
     <w:p>
-      <w:pPr>
-        <w:spacing w:after="0" w:before="0"/>
-      </w:pPr>
       <w:r>
-        <w:rPr>
-          <w:b w:val="0"/>
-          <w:i w:val="0"/>
-          <w:sz w:val="20"/>
-        </w:rPr>
-        <w:t>Positive Marks: 1</w:t>
+        <w:t xml:space="preserve">Question: A client with a diagnosis of acute glomerulonephritis should be taught to:</w:t>
       </w:r>
     </w:p>
     <w:p>
-      <w:pPr>
-        <w:spacing w:after="160" w:before="0"/>
-      </w:pPr>
       <w:r>
-        <w:rPr>
-          <w:b w:val="0"/>
-          <w:i w:val="0"/>
-          <w:sz w:val="20"/>
-        </w:rPr>
-        <w:t>Negative Marks: 0.25</w:t>
+        <w:t xml:space="preserve">(a) Report headache, visual changes, or decreased urine output</w:t>
       </w:r>
     </w:p>
     <w:p>
-      <w:pPr>
-        <w:spacing w:after="40" w:before="120"/>
-      </w:pPr>
       <w:r>
-        <w:rPr>
-          <w:b w:val="0"/>
-          <w:i w:val="0"/>
-          <w:sz w:val="22"/>
-        </w:rPr>
-        <w:t>Question: Which is the correct technique for perineal care of a female client?</w:t>
+        <w:t xml:space="preserve">(b) Increase salt intake</w:t>
       </w:r>
     </w:p>
     <w:p>
-      <w:pPr>
-        <w:spacing w:after="0" w:before="0"/>
-      </w:pPr>
       <w:r>
-        <w:rPr>
-          <w:b w:val="0"/>
-          <w:i w:val="0"/>
-          <w:sz w:val="22"/>
-        </w:rPr>
-        <w:t>(a) Clean from the front (pubis) toward the back (anus), using a separate area of the washcloth for each stroke</w:t>
+        <w:t xml:space="preserve">(c) Stop medications when the urine clears</w:t>
       </w:r>
     </w:p>
     <w:p>
-      <w:pPr>
-        <w:spacing w:after="0" w:before="0"/>
-      </w:pPr>
       <w:r>
-        <w:rPr>
-          <w:b w:val="0"/>
-          <w:i w:val="0"/>
-          <w:sz w:val="22"/>
-        </w:rPr>
-        <w:t>(b) Clean from the back toward the front</w:t>
+        <w:t xml:space="preserve">(d) Resume strenuous exercise immediately</w:t>
       </w:r>
     </w:p>
     <w:p>
-      <w:pPr>
-        <w:spacing w:after="0" w:before="0"/>
-      </w:pPr>
       <w:r>
-        <w:rPr>
-          <w:b w:val="0"/>
-          <w:i w:val="0"/>
-          <w:sz w:val="22"/>
-        </w:rPr>
-        <w:t>(c) Use the same washcloth area for repeated strokes</w:t>
+        <w:t xml:space="preserve">Answer: a</w:t>
       </w:r>
     </w:p>
     <w:p>
-      <w:pPr>
-        <w:spacing w:after="0" w:before="0"/>
-      </w:pPr>
       <w:r>
-        <w:rPr>
-          <w:b w:val="0"/>
-          <w:i w:val="0"/>
-          <w:sz w:val="22"/>
-        </w:rPr>
-        <w:t>(d) Scrub vigorously to remove secretions</w:t>
+        <w:t xml:space="preserve">Solution: Headache and visual changes may indicate hypertensive encephalopathy; decreased urine output signals worsening renal function. These are reported. Sodium is restricted and activity graded.</w:t>
       </w:r>
     </w:p>
     <w:p>
-      <w:pPr>
-        <w:spacing w:after="0" w:before="40"/>
-      </w:pPr>
       <w:r>
-        <w:rPr>
-          <w:b/>
-          <w:i w:val="0"/>
-          <w:sz w:val="22"/>
-        </w:rPr>
-        <w:t>Answer: a</w:t>
+        <w:t xml:space="preserve">Positive Marks: 1</w:t>
       </w:r>
     </w:p>
     <w:p>
-      <w:pPr>
-        <w:spacing w:after="0" w:before="0"/>
-      </w:pPr>
       <w:r>
-        <w:rPr>
-          <w:b w:val="0"/>
-          <w:i w:val="0"/>
-          <w:sz w:val="21"/>
-        </w:rPr>
-        <w:t>Solution: Perineal care for a female is always front-to-back to prevent anal organisms from contaminating the urethra and vagina. Gentle strokes with separate clean areas of the cloth prevent cross-contamination.</w:t>
+        <w:t xml:space="preserve">Negative Marks: 0.25</w:t>
       </w:r>
     </w:p>
     <w:p>
-      <w:pPr>
-        <w:spacing w:after="0" w:before="0"/>
-      </w:pPr>
       <w:r>
-        <w:rPr>
-          <w:b w:val="0"/>
-          <w:i w:val="0"/>
-          <w:sz w:val="20"/>
-        </w:rPr>
-        <w:t>Positive Marks: 1</w:t>
+        <w:t xml:space="preserve"/>
       </w:r>
     </w:p>
     <w:p>
-      <w:pPr>
-        <w:spacing w:after="160" w:before="0"/>
-      </w:pPr>
       <w:r>
-        <w:rPr>
-          <w:b w:val="0"/>
-          <w:i w:val="0"/>
-          <w:sz w:val="20"/>
-        </w:rPr>
-        <w:t>Negative Marks: 0.25</w:t>
+        <w:t xml:space="preserve">Question: A client is prescribed an antacid that contains magnesium. The nurse should teach the client that this antacid may cause:</w:t>
       </w:r>
     </w:p>
     <w:p>
-      <w:pPr>
-        <w:spacing w:after="40" w:before="120"/>
-      </w:pPr>
       <w:r>
-        <w:rPr>
-          <w:b w:val="0"/>
-          <w:i w:val="0"/>
-          <w:sz w:val="22"/>
-        </w:rPr>
-        <w:t>Question: A postpartum client reports persistent sadness, loss of interest, and difficulty bonding with the baby for over 3 weeks after delivery. Which condition is most likely?</w:t>
+        <w:t xml:space="preserve">(a) Diarrhea</w:t>
       </w:r>
     </w:p>
     <w:p>
-      <w:pPr>
-        <w:spacing w:after="0" w:before="0"/>
-      </w:pPr>
       <w:r>
-        <w:rPr>
-          <w:b w:val="0"/>
-          <w:i w:val="0"/>
-          <w:sz w:val="22"/>
-        </w:rPr>
-        <w:t>(a) Postpartum depression</w:t>
+        <w:t xml:space="preserve">(b) Constipation</w:t>
       </w:r>
     </w:p>
     <w:p>
-      <w:pPr>
-        <w:spacing w:after="0" w:before="0"/>
-      </w:pPr>
       <w:r>
-        <w:rPr>
-          <w:b w:val="0"/>
-          <w:i w:val="0"/>
-          <w:sz w:val="22"/>
-        </w:rPr>
-        <w:t>(b) Postpartum blues</w:t>
+        <w:t xml:space="preserve">(c) Hyperkalemia</w:t>
       </w:r>
     </w:p>
     <w:p>
-      <w:pPr>
-        <w:spacing w:after="0" w:before="0"/>
-      </w:pPr>
       <w:r>
-        <w:rPr>
-          <w:b w:val="0"/>
-          <w:i w:val="0"/>
-          <w:sz w:val="22"/>
-        </w:rPr>
-        <w:t>(c) Postpartum psychosis</w:t>
+        <w:t xml:space="preserve">(d) Bradycardia</w:t>
       </w:r>
     </w:p>
     <w:p>
-      <w:pPr>
-        <w:spacing w:after="0" w:before="0"/>
-      </w:pPr>
       <w:r>
-        <w:rPr>
-          <w:b w:val="0"/>
-          <w:i w:val="0"/>
-          <w:sz w:val="22"/>
-        </w:rPr>
-        <w:t>(d) Bipolar mania</w:t>
+        <w:t xml:space="preserve">Answer: a</w:t>
       </w:r>
     </w:p>
     <w:p>
-      <w:pPr>
-        <w:spacing w:after="0" w:before="40"/>
-      </w:pPr>
       <w:r>
-        <w:rPr>
-          <w:b/>
-          <w:i w:val="0"/>
-          <w:sz w:val="22"/>
-        </w:rPr>
-        <w:t>Answer: a</w:t>
+        <w:t xml:space="preserve">Solution: Magnesium-based antacids cause diarrhea, while aluminum-based antacids cause constipation. The client reports persistent GI effects.</w:t>
       </w:r>
     </w:p>
     <w:p>
-      <w:pPr>
-        <w:spacing w:after="0" w:before="0"/>
-      </w:pPr>
       <w:r>
-        <w:rPr>
-          <w:b w:val="0"/>
-          <w:i w:val="0"/>
-          <w:sz w:val="21"/>
-        </w:rPr>
-        <w:t>Solution: Postpartum depression persists beyond 2 weeks with sadness, anhedonia, sleep/appetite changes, and impaired functioning, requiring treatment. Blues are transient (days 3-5); psychosis involves hallucinations/delusions.</w:t>
+        <w:t xml:space="preserve">Positive Marks: 1</w:t>
       </w:r>
     </w:p>
     <w:p>
-      <w:pPr>
-        <w:spacing w:after="0" w:before="0"/>
-      </w:pPr>
       <w:r>
-        <w:rPr>
-          <w:b w:val="0"/>
-          <w:i w:val="0"/>
-          <w:sz w:val="20"/>
-        </w:rPr>
-        <w:t>Positive Marks: 1</w:t>
+        <w:t xml:space="preserve">Negative Marks: 0.25</w:t>
       </w:r>
     </w:p>
     <w:p>
-      <w:pPr>
-        <w:spacing w:after="160" w:before="0"/>
-      </w:pPr>
       <w:r>
-        <w:rPr>
-          <w:b w:val="0"/>
-          <w:i w:val="0"/>
-          <w:sz w:val="20"/>
-        </w:rPr>
-        <w:t>Negative Marks: 0.25</w:t>
+        <w:t xml:space="preserve"/>
       </w:r>
     </w:p>
     <w:p>
-      <w:pPr>
-        <w:spacing w:after="40" w:before="120"/>
-      </w:pPr>
       <w:r>
-        <w:rPr>
-          <w:b w:val="0"/>
-          <w:i w:val="0"/>
-          <w:sz w:val="22"/>
-        </w:rPr>
-        <w:t>Question: Which instruction is correct for the parents of a newborn who is to be circumcised?</w:t>
+        <w:t xml:space="preserve">Question: A nurse is assessing a client with a diagnosis of deep vein thrombosis. Which finding is most characteristic?</w:t>
       </w:r>
     </w:p>
     <w:p>
-      <w:pPr>
-        <w:spacing w:after="0" w:before="0"/>
-      </w:pPr>
       <w:r>
-        <w:rPr>
-          <w:b w:val="0"/>
-          <w:i w:val="0"/>
-          <w:sz w:val="22"/>
-        </w:rPr>
-        <w:t>(a) Apply petroleum gauze to the site and report persistent bleeding or failure to void</w:t>
+        <w:t xml:space="preserve">(a) Unilateral calf swelling, warmth, and tenderness</w:t>
       </w:r>
     </w:p>
     <w:p>
-      <w:pPr>
-        <w:spacing w:after="0" w:before="0"/>
-      </w:pPr>
       <w:r>
-        <w:rPr>
-          <w:b w:val="0"/>
-          <w:i w:val="0"/>
-          <w:sz w:val="22"/>
-        </w:rPr>
-        <w:t>(b) Bathe the infant in a tub immediately after the procedure</w:t>
+        <w:t xml:space="preserve">(b) Bilateral leg weakness</w:t>
       </w:r>
     </w:p>
     <w:p>
-      <w:pPr>
-        <w:spacing w:after="0" w:before="0"/>
-      </w:pPr>
       <w:r>
-        <w:rPr>
-          <w:b w:val="0"/>
-          <w:i w:val="0"/>
-          <w:sz w:val="22"/>
-        </w:rPr>
-        <w:t>(c) Remove the petroleum gauze and leave the site open</w:t>
+        <w:t xml:space="preserve">(c) Cool, pale extremities</w:t>
       </w:r>
     </w:p>
     <w:p>
-      <w:pPr>
-        <w:spacing w:after="0" w:before="0"/>
-      </w:pPr>
       <w:r>
-        <w:rPr>
-          <w:b w:val="0"/>
-          <w:i w:val="0"/>
-          <w:sz w:val="22"/>
-        </w:rPr>
-        <w:t>(d) Apply pressure only if bleeding exceeds a cupful</w:t>
+        <w:t xml:space="preserve">(d) Absent pulses in both feet</w:t>
       </w:r>
     </w:p>
     <w:p>
-      <w:pPr>
-        <w:spacing w:after="0" w:before="40"/>
-      </w:pPr>
       <w:r>
-        <w:rPr>
-          <w:b/>
-          <w:i w:val="0"/>
-          <w:sz w:val="22"/>
-        </w:rPr>
-        <w:t>Answer: a</w:t>
+        <w:t xml:space="preserve">Answer: a</w:t>
       </w:r>
     </w:p>
     <w:p>
-      <w:pPr>
-        <w:spacing w:after="0" w:before="0"/>
-      </w:pPr>
       <w:r>
-        <w:rPr>
-          <w:b w:val="0"/>
-          <w:i w:val="0"/>
-          <w:sz w:val="21"/>
-        </w:rPr>
-        <w:t>Solution: After circumcision, petroleum gauze is applied to the glans, and parents watch for bleeding (a small amount is normal) and urinary output. Tub baths and removal of the gauze too early are avoided; significant bleeding is reported.</w:t>
+        <w:t xml:space="preserve">Solution: DVT causes unilateral calf pain, swelling, warmth, and tenderness (positive Homan's sign is unreliable). The affected leg is elevated and anticoagulation started.</w:t>
       </w:r>
     </w:p>
     <w:p>
-      <w:pPr>
-        <w:spacing w:after="0" w:before="0"/>
-      </w:pPr>
       <w:r>
-        <w:rPr>
-          <w:b w:val="0"/>
-          <w:i w:val="0"/>
-          <w:sz w:val="20"/>
-        </w:rPr>
-        <w:t>Positive Marks: 1</w:t>
+        <w:t xml:space="preserve">Positive Marks: 1</w:t>
       </w:r>
     </w:p>
     <w:p>
-      <w:pPr>
-        <w:spacing w:after="160" w:before="0"/>
-      </w:pPr>
       <w:r>
-        <w:rPr>
-          <w:b w:val="0"/>
-          <w:i w:val="0"/>
-          <w:sz w:val="20"/>
-        </w:rPr>
-        <w:t>Negative Marks: 0.25</w:t>
+        <w:t xml:space="preserve">Negative Marks: 0.25</w:t>
       </w:r>
     </w:p>
     <w:p>
-      <w:pPr>
-        <w:spacing w:after="40" w:before="120"/>
-      </w:pPr>
       <w:r>
-        <w:rPr>
-          <w:b w:val="0"/>
-          <w:i w:val="0"/>
-          <w:sz w:val="22"/>
-        </w:rPr>
-        <w:t>Question: Which instruction is correct for umbilical cord care of a newborn?</w:t>
+        <w:t xml:space="preserve">Question: A client with a diagnosis of chronic renal failure is prescribed epoetin alfa. Which laboratory value indicates the therapy is effective?</w:t>
       </w:r>
     </w:p>
     <w:p>
-      <w:pPr>
-        <w:spacing w:after="0" w:before="0"/>
-      </w:pPr>
       <w:r>
-        <w:rPr>
-          <w:b w:val="0"/>
-          <w:i w:val="0"/>
-          <w:sz w:val="22"/>
-        </w:rPr>
-        <w:t>(a) Keep the cord clean and dry, fold the diaper below it, and report redness, discharge, or odor</w:t>
+        <w:t xml:space="preserve">(a) Rising hemoglobin and hematocrit</w:t>
       </w:r>
     </w:p>
     <w:p>
-      <w:pPr>
-        <w:spacing w:after="0" w:before="0"/>
-      </w:pPr>
       <w:r>
-        <w:rPr>
-          <w:b w:val="0"/>
-          <w:i w:val="0"/>
-          <w:sz w:val="22"/>
-        </w:rPr>
-        <w:t>(b) Apply antibiotic ointment to the cord daily</w:t>
+        <w:t xml:space="preserve">(b) Rising creatinine</w:t>
       </w:r>
     </w:p>
     <w:p>
-      <w:pPr>
-        <w:spacing w:after="0" w:before="0"/>
-      </w:pPr>
       <w:r>
-        <w:rPr>
-          <w:b w:val="0"/>
-          <w:i w:val="0"/>
-          <w:sz w:val="22"/>
-        </w:rPr>
-        <w:t>(c) Submerge the cord in water during baths</w:t>
+        <w:t xml:space="preserve">(c) Falling potassium</w:t>
       </w:r>
     </w:p>
     <w:p>
-      <w:pPr>
-        <w:spacing w:after="0" w:before="0"/>
-      </w:pPr>
       <w:r>
-        <w:rPr>
-          <w:b w:val="0"/>
-          <w:i w:val="0"/>
-          <w:sz w:val="22"/>
-        </w:rPr>
-        <w:t>(d) Pull the cord off when it begins to dry</w:t>
+        <w:t xml:space="preserve">(d) Normal calcium</w:t>
       </w:r>
     </w:p>
     <w:p>
-      <w:pPr>
-        <w:spacing w:after="0" w:before="40"/>
-      </w:pPr>
       <w:r>
-        <w:rPr>
-          <w:b/>
-          <w:i w:val="0"/>
-          <w:sz w:val="22"/>
-        </w:rPr>
-        <w:t>Answer: a</w:t>
+        <w:t xml:space="preserve">Answer: a</w:t>
       </w:r>
     </w:p>
     <w:p>
-      <w:pPr>
-        <w:spacing w:after="0" w:before="0"/>
-      </w:pPr>
       <w:r>
-        <w:rPr>
-          <w:b w:val="0"/>
-          <w:i w:val="0"/>
-          <w:sz w:val="21"/>
-        </w:rPr>
-        <w:t>Solution: Modern cord care is dry care: keep the stump clean and dry, expose to air, fold the diaper below it, and report signs of omphalitis (redness, pus, odor). The cord falls off in 1-2 weeks; it is never pulled.</w:t>
+        <w:t xml:space="preserve">Solution: Epoetin alfa stimulates red cell production; a rising hemoglobin/hematocrit indicates effectiveness. Iron stores are maintained to support erythropoiesis.</w:t>
       </w:r>
     </w:p>
     <w:p>
-      <w:pPr>
-        <w:spacing w:after="0" w:before="0"/>
-      </w:pPr>
       <w:r>
-        <w:rPr>
-          <w:b w:val="0"/>
-          <w:i w:val="0"/>
-          <w:sz w:val="20"/>
-        </w:rPr>
-        <w:t>Positive Marks: 1</w:t>
+        <w:t xml:space="preserve">Positive Marks: 1</w:t>
       </w:r>
     </w:p>
     <w:p>
-      <w:pPr>
-        <w:spacing w:after="160" w:before="0"/>
-      </w:pPr>
       <w:r>
-        <w:rPr>
-          <w:b w:val="0"/>
-          <w:i w:val="0"/>
-          <w:sz w:val="20"/>
-        </w:rPr>
-        <w:t>Negative Marks: 0.25</w:t>
+        <w:t xml:space="preserve">Negative Marks: 0.25</w:t>
       </w:r>
     </w:p>
     <w:p>
-      <w:pPr>
-        <w:spacing w:after="40" w:before="120"/>
-      </w:pPr>
       <w:r>
-        <w:rPr>
-          <w:b w:val="0"/>
-          <w:i w:val="0"/>
-          <w:sz w:val="22"/>
-        </w:rPr>
-        <w:t>Question: Which finding is most characteristic of bulimia nervosa?</w:t>
+        <w:t xml:space="preserve"/>
       </w:r>
     </w:p>
     <w:p>
-      <w:pPr>
-        <w:spacing w:after="0" w:before="0"/>
-      </w:pPr>
       <w:r>
-        <w:rPr>
-          <w:b w:val="0"/>
-          <w:i w:val="0"/>
-          <w:sz w:val="22"/>
-        </w:rPr>
-        <w:t>(a) Recurrent binge eating followed by purging, with dental enamel erosion and electrolyte imbalance</w:t>
+        <w:t xml:space="preserve">Question: A nurse is teaching a client with a diagnosis of GERD about eating habits. Which instruction is correct?</w:t>
       </w:r>
     </w:p>
     <w:p>
-      <w:pPr>
-        <w:spacing w:after="0" w:before="0"/>
-      </w:pPr>
       <w:r>
-        <w:rPr>
-          <w:b w:val="0"/>
-          <w:i w:val="0"/>
-          <w:sz w:val="22"/>
-        </w:rPr>
-        <w:t>(b) Severe restriction of food with emaciation</w:t>
+        <w:t xml:space="preserve">(a) Eat small, frequent meals and avoid eating 2–3 hours before bed</w:t>
       </w:r>
     </w:p>
     <w:p>
-      <w:pPr>
-        <w:spacing w:after="0" w:before="0"/>
-      </w:pPr>
       <w:r>
-        <w:rPr>
-          <w:b w:val="0"/>
-          <w:i w:val="0"/>
-          <w:sz w:val="22"/>
-        </w:rPr>
-        <w:t>(c) Refusal to eat in public with no compensatory behaviors</w:t>
+        <w:t xml:space="preserve">(b) Eat one large meal daily</w:t>
       </w:r>
     </w:p>
     <w:p>
-      <w:pPr>
-        <w:spacing w:after="0" w:before="0"/>
-      </w:pPr>
       <w:r>
-        <w:rPr>
-          <w:b w:val="0"/>
-          <w:i w:val="0"/>
-          <w:sz w:val="22"/>
-        </w:rPr>
-        <w:t>(d) Excessive exercise without bingeing</w:t>
+        <w:t xml:space="preserve">(c) Lie down immediately after meals</w:t>
       </w:r>
     </w:p>
     <w:p>
-      <w:pPr>
-        <w:spacing w:after="0" w:before="40"/>
-      </w:pPr>
       <w:r>
-        <w:rPr>
-          <w:b/>
-          <w:i w:val="0"/>
-          <w:sz w:val="22"/>
-        </w:rPr>
-        <w:t>Answer: a</w:t>
+        <w:t xml:space="preserve">(d) Drink carbonated beverages freely</w:t>
       </w:r>
     </w:p>
     <w:p>
-      <w:pPr>
-        <w:spacing w:after="0" w:before="0"/>
-      </w:pPr>
       <w:r>
-        <w:rPr>
-          <w:b w:val="0"/>
-          <w:i w:val="0"/>
-          <w:sz w:val="21"/>
-        </w:rPr>
-        <w:t>Solution: Bulimia features binge-purge cycles; repeated vomiting erodes dental enamel and causes electrolyte imbalances (hypokalemia). Anorexia is restrictive with low weight; the other options do not describe bulimia.</w:t>
+        <w:t xml:space="preserve">Answer: a</w:t>
       </w:r>
     </w:p>
     <w:p>
-      <w:pPr>
-        <w:spacing w:after="0" w:before="0"/>
-      </w:pPr>
       <w:r>
-        <w:rPr>
-          <w:b w:val="0"/>
-          <w:i w:val="0"/>
-          <w:sz w:val="20"/>
-        </w:rPr>
-        <w:t>Positive Marks: 1</w:t>
+        <w:t xml:space="preserve">Solution: Small, frequent meals reduce gastric distension and reflux; avoiding late meals and carbonated drinks further reduces symptoms. Remaining upright after meals is advised.</w:t>
       </w:r>
     </w:p>
     <w:p>
-      <w:pPr>
-        <w:spacing w:after="160" w:before="0"/>
-      </w:pPr>
       <w:r>
-        <w:rPr>
-          <w:b w:val="0"/>
-          <w:i w:val="0"/>
-          <w:sz w:val="20"/>
-        </w:rPr>
-        <w:t>Negative Marks: 0.25</w:t>
+        <w:t xml:space="preserve">Positive Marks: 1</w:t>
       </w:r>
     </w:p>
     <w:p>
-      <w:pPr>
-        <w:spacing w:after="40" w:before="120"/>
-      </w:pPr>
       <w:r>
-        <w:rPr>
-          <w:b w:val="0"/>
-          <w:i w:val="0"/>
-          <w:sz w:val="22"/>
-        </w:rPr>
-        <w:t>Question: Which effect is characteristic of cannabis intoxication?</w:t>
+        <w:t xml:space="preserve">Negative Marks: 0.25</w:t>
       </w:r>
     </w:p>
     <w:p>
-      <w:pPr>
-        <w:spacing w:after="0" w:before="0"/>
-      </w:pPr>
       <w:r>
-        <w:rPr>
-          <w:b w:val="0"/>
-          <w:i w:val="0"/>
-          <w:sz w:val="22"/>
-        </w:rPr>
-        <w:t>(a) Euphoria, increased appetite, and impaired short-term memory</w:t>
+        <w:t xml:space="preserve"/>
       </w:r>
     </w:p>
     <w:p>
-      <w:pPr>
-        <w:spacing w:after="0" w:before="0"/>
-      </w:pPr>
       <w:r>
-        <w:rPr>
-          <w:b w:val="0"/>
-          <w:i w:val="0"/>
-          <w:sz w:val="22"/>
-        </w:rPr>
-        <w:t>(b) Respiratory depression and pinpoint pupils</w:t>
+        <w:t xml:space="preserve">Question: A client is admitted with a diagnosis of acute pancreatitis and is complaining of severe pain. Which nursing action is appropriate?</w:t>
       </w:r>
     </w:p>
     <w:p>
-      <w:pPr>
-        <w:spacing w:after="0" w:before="0"/>
-      </w:pPr>
       <w:r>
-        <w:rPr>
-          <w:b w:val="0"/>
-          <w:i w:val="0"/>
-          <w:sz w:val="22"/>
-        </w:rPr>
-        <w:t>(c) Violent aggression with hyperthermia</w:t>
+        <w:t xml:space="preserve">(a) Administer analgesics as ordered and monitor for respiratory depression</w:t>
       </w:r>
     </w:p>
     <w:p>
-      <w:pPr>
-        <w:spacing w:after="0" w:before="0"/>
-      </w:pPr>
       <w:r>
-        <w:rPr>
-          <w:b w:val="0"/>
-          <w:i w:val="0"/>
-          <w:sz w:val="22"/>
-        </w:rPr>
-        <w:t>(d) Seizures and cardiac arrest</w:t>
+        <w:t xml:space="preserve">(b) Apply a heating pad on high</w:t>
       </w:r>
     </w:p>
     <w:p>
-      <w:pPr>
-        <w:spacing w:after="0" w:before="40"/>
-      </w:pPr>
       <w:r>
-        <w:rPr>
-          <w:b/>
-          <w:i w:val="0"/>
-          <w:sz w:val="22"/>
-        </w:rPr>
-        <w:t>Answer: a</w:t>
+        <w:t xml:space="preserve">(c) Give the client a fatty snack</w:t>
       </w:r>
     </w:p>
     <w:p>
-      <w:pPr>
-        <w:spacing w:after="0" w:before="0"/>
-      </w:pPr>
       <w:r>
-        <w:rPr>
-          <w:b w:val="0"/>
-          <w:i w:val="0"/>
-          <w:sz w:val="21"/>
-        </w:rPr>
-        <w:t>Solution: Cannabis causes euphoria, relaxation, increased appetite ('munchies'), and short-term memory/coordination impairment. Pinpoint pupils and respiratory depression are opioid effects; hyperthermia/aggression suggest stimulants.</w:t>
+        <w:t xml:space="preserve">(d) Massage the abdomen</w:t>
       </w:r>
     </w:p>
     <w:p>
-      <w:pPr>
-        <w:spacing w:after="0" w:before="0"/>
-      </w:pPr>
       <w:r>
-        <w:rPr>
-          <w:b w:val="0"/>
-          <w:i w:val="0"/>
-          <w:sz w:val="20"/>
-        </w:rPr>
-        <w:t>Positive Marks: 1</w:t>
+        <w:t xml:space="preserve">Answer: a</w:t>
       </w:r>
     </w:p>
     <w:p>
-      <w:pPr>
-        <w:spacing w:after="160" w:before="0"/>
-      </w:pPr>
       <w:r>
-        <w:rPr>
-          <w:b w:val="0"/>
-          <w:i w:val="0"/>
-          <w:sz w:val="20"/>
-        </w:rPr>
-        <w:t>Negative Marks: 0.25</w:t>
+        <w:t xml:space="preserve">Solution: Analgesics are given for pancreatitis pain, with monitoring for respiratory depression (especially opioids). Heat, food, and massage are inappropriate.</w:t>
       </w:r>
     </w:p>
     <w:p>
-      <w:pPr>
-        <w:spacing w:after="40" w:before="120"/>
-      </w:pPr>
       <w:r>
-        <w:rPr>
-          <w:b w:val="0"/>
-          <w:i w:val="0"/>
-          <w:sz w:val="22"/>
-        </w:rPr>
-        <w:t>Question: Which is the earliest sign of cognitive decline in Alzheimer disease?</w:t>
+        <w:t xml:space="preserve">Positive Marks: 1</w:t>
       </w:r>
     </w:p>
     <w:p>
-      <w:pPr>
-        <w:spacing w:after="0" w:before="0"/>
-      </w:pPr>
       <w:r>
-        <w:rPr>
-          <w:b w:val="0"/>
-          <w:i w:val="0"/>
-          <w:sz w:val="22"/>
-        </w:rPr>
-        <w:t>(a) Loss of recent memory, such as forgetting recent conversations or appointments</w:t>
+        <w:t xml:space="preserve">Negative Marks: 0.25</w:t>
       </w:r>
     </w:p>
     <w:p>
-      <w:pPr>
-        <w:spacing w:after="0" w:before="0"/>
-      </w:pPr>
       <w:r>
-        <w:rPr>
-          <w:b w:val="0"/>
-          <w:i w:val="0"/>
-          <w:sz w:val="22"/>
-        </w:rPr>
-        <w:t>(b) Loss of long-term memory of childhood</w:t>
+        <w:t xml:space="preserve"/>
       </w:r>
     </w:p>
     <w:p>
-      <w:pPr>
-        <w:spacing w:after="0" w:before="0"/>
-      </w:pPr>
       <w:r>
-        <w:rPr>
-          <w:b w:val="0"/>
-          <w:i w:val="0"/>
-          <w:sz w:val="22"/>
-        </w:rPr>
-        <w:t>(c) Inability to recognize family members</w:t>
+        <w:t xml:space="preserve">Question: A client with a diagnosis of hyperkalemia is placed on a cardiac monitor. Which finding requires immediate intervention?</w:t>
       </w:r>
     </w:p>
     <w:p>
-      <w:pPr>
-        <w:spacing w:after="0" w:before="0"/>
-      </w:pPr>
       <w:r>
-        <w:rPr>
-          <w:b w:val="0"/>
-          <w:i w:val="0"/>
-          <w:sz w:val="22"/>
-        </w:rPr>
-        <w:t>(d) Complete loss of language</w:t>
+        <w:t xml:space="preserve">(a) Ventricular fibrillation</w:t>
       </w:r>
     </w:p>
     <w:p>
-      <w:pPr>
-        <w:spacing w:after="0" w:before="40"/>
-      </w:pPr>
       <w:r>
-        <w:rPr>
-          <w:b/>
-          <w:i w:val="0"/>
-          <w:sz w:val="22"/>
-        </w:rPr>
-        <w:t>Answer: a</w:t>
+        <w:t xml:space="preserve">(b) Peaked T waves only</w:t>
       </w:r>
     </w:p>
     <w:p>
-      <w:pPr>
-        <w:spacing w:after="0" w:before="0"/>
-      </w:pPr>
       <w:r>
-        <w:rPr>
-          <w:b w:val="0"/>
-          <w:i w:val="0"/>
-          <w:sz w:val="21"/>
-        </w:rPr>
-        <w:t>Solution: Alzheimer disease begins with impairment of RECENT memory and progresses to long-term memory loss, disorientation, language problems, and inability to recognize family in later stages. Early recognition allows planning and support.</w:t>
+        <w:t xml:space="preserve">(c) Normal sinus rhythm</w:t>
       </w:r>
     </w:p>
     <w:p>
-      <w:pPr>
-        <w:spacing w:after="0" w:before="0"/>
-      </w:pPr>
       <w:r>
-        <w:rPr>
-          <w:b w:val="0"/>
-          <w:i w:val="0"/>
-          <w:sz w:val="20"/>
-        </w:rPr>
-        <w:t>Positive Marks: 1</w:t>
+        <w:t xml:space="preserve">(d) Sinus bradycardia</w:t>
       </w:r>
     </w:p>
     <w:p>
-      <w:pPr>
-        <w:spacing w:after="160" w:before="0"/>
-      </w:pPr>
       <w:r>
-        <w:rPr>
-          <w:b w:val="0"/>
-          <w:i w:val="0"/>
-          <w:sz w:val="20"/>
-        </w:rPr>
-        <w:t>Negative Marks: 0.25</w:t>
+        <w:t xml:space="preserve">Answer: a</w:t>
       </w:r>
     </w:p>
     <w:p>
-      <w:pPr>
-        <w:spacing w:after="40" w:before="120"/>
-      </w:pPr>
       <w:r>
-        <w:rPr>
-          <w:b w:val="0"/>
-          <w:i w:val="0"/>
-          <w:sz w:val="22"/>
-        </w:rPr>
-        <w:t>Question: Which feeding technique is most appropriate for an infant with cleft palate?</w:t>
+        <w:t xml:space="preserve">Solution: Ventricular fibrillation is a life-threatening arrhythmia from severe hyperkalemia requiring immediate defibrillation and potassium-lowering treatment.</w:t>
       </w:r>
     </w:p>
     <w:p>
-      <w:pPr>
-        <w:spacing w:after="0" w:before="0"/>
-      </w:pPr>
       <w:r>
-        <w:rPr>
-          <w:b w:val="0"/>
-          <w:i w:val="0"/>
-          <w:sz w:val="22"/>
-        </w:rPr>
-        <w:t>(a) Hold the infant in an upright position and use a specialized nipple or feeder to control flow</w:t>
+        <w:t xml:space="preserve">Positive Marks: 1</w:t>
       </w:r>
     </w:p>
     <w:p>
-      <w:pPr>
-        <w:spacing w:after="0" w:before="0"/>
-      </w:pPr>
       <w:r>
-        <w:rPr>
-          <w:b w:val="0"/>
-          <w:i w:val="0"/>
-          <w:sz w:val="22"/>
-        </w:rPr>
-        <w:t>(b) Feed the infant lying flat on the back</w:t>
+        <w:t xml:space="preserve">Negative Marks: 0.25</w:t>
       </w:r>
     </w:p>
     <w:p>
-      <w:pPr>
-        <w:spacing w:after="0" w:before="0"/>
-      </w:pPr>
       <w:r>
-        <w:rPr>
-          <w:b w:val="0"/>
-          <w:i w:val="0"/>
-          <w:sz w:val="22"/>
-        </w:rPr>
-        <w:t>(c) Use a regular bottle with a wide opening and squeeze rapidly</w:t>
+        <w:t xml:space="preserve"/>
       </w:r>
     </w:p>
     <w:p>
-      <w:pPr>
-        <w:spacing w:after="0" w:before="0"/>
-      </w:pPr>
       <w:r>
-        <w:rPr>
-          <w:b w:val="0"/>
-          <w:i w:val="0"/>
-          <w:sz w:val="22"/>
-        </w:rPr>
-        <w:t>(d) Feed through a straw from birth</w:t>
+        <w:t xml:space="preserve">Question: A client with a diagnosis of cirrhosis is prescribed a low-protein diet during an episode of encephalopathy. The nurse explains that the purpose is to:</w:t>
       </w:r>
     </w:p>
     <w:p>
-      <w:pPr>
-        <w:spacing w:after="0" w:before="40"/>
-      </w:pPr>
       <w:r>
-        <w:rPr>
-          <w:b/>
-          <w:i w:val="0"/>
-          <w:sz w:val="22"/>
-        </w:rPr>
-        <w:t>Answer: a</w:t>
+        <w:t xml:space="preserve">(a) Reduce ammonia production in the gut</w:t>
       </w:r>
     </w:p>
     <w:p>
-      <w:pPr>
-        <w:spacing w:after="0" w:before="0"/>
-      </w:pPr>
       <w:r>
-        <w:rPr>
-          <w:b w:val="0"/>
-          <w:i w:val="0"/>
-          <w:sz w:val="21"/>
-        </w:rPr>
-        <w:t>Solution: Infants with cleft palate have difficulty creating suction; upright positioning with a specialized (e.g., Haberman) nipple or feeder that controls flow prevents choking and aspiration. Lying flat and rapid flow are dangerous.</w:t>
+        <w:t xml:space="preserve">(b) Increase muscle mass</w:t>
       </w:r>
     </w:p>
     <w:p>
-      <w:pPr>
-        <w:spacing w:after="0" w:before="0"/>
-      </w:pPr>
       <w:r>
-        <w:rPr>
-          <w:b w:val="0"/>
-          <w:i w:val="0"/>
-          <w:sz w:val="20"/>
-        </w:rPr>
-        <w:t>Positive Marks: 1</w:t>
+        <w:t xml:space="preserve">(c) Promote diuresis</w:t>
       </w:r>
     </w:p>
     <w:p>
-      <w:pPr>
-        <w:spacing w:after="160" w:before="0"/>
-      </w:pPr>
       <w:r>
-        <w:rPr>
-          <w:b w:val="0"/>
-          <w:i w:val="0"/>
-          <w:sz w:val="20"/>
-        </w:rPr>
-        <w:t>Negative Marks: 0.25</w:t>
+        <w:t xml:space="preserve">(d) Correct anemia</w:t>
       </w:r>
     </w:p>
     <w:p>
-      <w:pPr>
-        <w:spacing w:after="40" w:before="120"/>
-      </w:pPr>
       <w:r>
-        <w:rPr>
-          <w:b w:val="0"/>
-          <w:i w:val="0"/>
-          <w:sz w:val="22"/>
-        </w:rPr>
-        <w:t>Question: An infant with projectile, non-bilious vomiting immediately after feeding and visible peristaltic waves is most likely experiencing:</w:t>
+        <w:t xml:space="preserve">Answer: a</w:t>
       </w:r>
     </w:p>
     <w:p>
-      <w:pPr>
-        <w:spacing w:after="0" w:before="0"/>
-      </w:pPr>
       <w:r>
-        <w:rPr>
-          <w:b w:val="0"/>
-          <w:i w:val="0"/>
-          <w:sz w:val="22"/>
-        </w:rPr>
-        <w:t>(a) Pyloric stenosis</w:t>
+        <w:t xml:space="preserve">Solution: Protein restriction during encephalopathy reduces ammonia production by gut bacteria. Protein is reintroduced gradually as the client improves.</w:t>
       </w:r>
     </w:p>
     <w:p>
-      <w:pPr>
-        <w:spacing w:after="0" w:before="0"/>
-      </w:pPr>
       <w:r>
-        <w:rPr>
-          <w:b w:val="0"/>
-          <w:i w:val="0"/>
-          <w:sz w:val="22"/>
-        </w:rPr>
-        <w:t>(b) Gastroenteritis</w:t>
+        <w:t xml:space="preserve">Positive Marks: 1</w:t>
       </w:r>
     </w:p>
     <w:p>
-      <w:pPr>
-        <w:spacing w:after="0" w:before="0"/>
-      </w:pPr>
       <w:r>
-        <w:rPr>
-          <w:b w:val="0"/>
-          <w:i w:val="0"/>
-          <w:sz w:val="22"/>
-        </w:rPr>
-        <w:t>(c) Intussusception</w:t>
+        <w:t xml:space="preserve">Negative Marks: 0.25</w:t>
       </w:r>
     </w:p>
     <w:p>
-      <w:pPr>
-        <w:spacing w:after="0" w:before="0"/>
-      </w:pPr>
       <w:r>
-        <w:rPr>
-          <w:b w:val="0"/>
-          <w:i w:val="0"/>
-          <w:sz w:val="22"/>
-        </w:rPr>
-        <w:t>(d) Celiac disease</w:t>
+        <w:t xml:space="preserve"/>
       </w:r>
     </w:p>
     <w:p>
-      <w:pPr>
-        <w:spacing w:after="0" w:before="40"/>
-      </w:pPr>
       <w:r>
-        <w:rPr>
-          <w:b/>
-          <w:i w:val="0"/>
-          <w:sz w:val="22"/>
-        </w:rPr>
-        <w:t>Answer: a</w:t>
+        <w:t xml:space="preserve">Question: A nurse is caring for a client with a diagnosis of pulmonary embolism who is receiving oxygen. Which assessment indicates improvement?</w:t>
       </w:r>
     </w:p>
     <w:p>
-      <w:pPr>
-        <w:spacing w:after="0" w:before="0"/>
-      </w:pPr>
       <w:r>
-        <w:rPr>
-          <w:b w:val="0"/>
-          <w:i w:val="0"/>
-          <w:sz w:val="21"/>
-        </w:rPr>
-        <w:t>Solution: Pyloric stenosis (usually 3-6 weeks, more in males) causes projectile non-bilious vomiting, visible gastric peristalsis, and an olive-shaped mass, with hypochloremic metabolic alkalosis. Gastroenteritis is bilious/loose; intussusception has currant-jelly stools.</w:t>
+        <w:t xml:space="preserve">(a) Oxygen saturation of 95% and reduced dyspnea</w:t>
       </w:r>
     </w:p>
     <w:p>
-      <w:pPr>
-        <w:spacing w:after="0" w:before="0"/>
-      </w:pPr>
       <w:r>
-        <w:rPr>
-          <w:b w:val="0"/>
-          <w:i w:val="0"/>
-          <w:sz w:val="20"/>
-        </w:rPr>
-        <w:t>Positive Marks: 1</w:t>
+        <w:t xml:space="preserve">(b) Worsening chest pain</w:t>
       </w:r>
     </w:p>
     <w:p>
-      <w:pPr>
-        <w:spacing w:after="160" w:before="0"/>
-      </w:pPr>
       <w:r>
-        <w:rPr>
-          <w:b w:val="0"/>
-          <w:i w:val="0"/>
-          <w:sz w:val="20"/>
-        </w:rPr>
-        <w:t>Negative Marks: 0.25</w:t>
+        <w:t xml:space="preserve">(c) Decreasing blood pressure</w:t>
       </w:r>
     </w:p>
     <w:p>
-      <w:pPr>
-        <w:spacing w:after="40" w:before="120"/>
-      </w:pPr>
       <w:r>
-        <w:rPr>
-          <w:b w:val="0"/>
-          <w:i w:val="0"/>
-          <w:sz w:val="22"/>
-        </w:rPr>
-        <w:t>Question: Which dietary instruction is essential for a child with celiac disease?</w:t>
+        <w:t xml:space="preserve">(d) Increasing respiratory rate</w:t>
       </w:r>
     </w:p>
     <w:p>
-      <w:pPr>
-        <w:spacing w:after="0" w:before="0"/>
-      </w:pPr>
       <w:r>
-        <w:rPr>
-          <w:b w:val="0"/>
-          <w:i w:val="0"/>
-          <w:sz w:val="22"/>
-        </w:rPr>
-        <w:t>(a) Strictly avoid gluten-containing foods such as wheat, barley, and rye for life</w:t>
+        <w:t xml:space="preserve">Answer: a</w:t>
       </w:r>
     </w:p>
     <w:p>
-      <w:pPr>
-        <w:spacing w:after="0" w:before="0"/>
-      </w:pPr>
       <w:r>
-        <w:rPr>
-          <w:b w:val="0"/>
-          <w:i w:val="0"/>
-          <w:sz w:val="22"/>
-        </w:rPr>
-        <w:t>(b) Restrict all carbohydrates</w:t>
+        <w:t xml:space="preserve">Solution: Improved saturation and reduced dyspnea indicate the PE is responding to treatment. Worsening pain, hypotension, and tachypnea indicate deterioration.</w:t>
       </w:r>
     </w:p>
     <w:p>
-      <w:pPr>
-        <w:spacing w:after="0" w:before="0"/>
-      </w:pPr>
       <w:r>
-        <w:rPr>
-          <w:b w:val="0"/>
-          <w:i w:val="0"/>
-          <w:sz w:val="22"/>
-        </w:rPr>
-        <w:t>(c) Avoid milk products only</w:t>
+        <w:t xml:space="preserve">Positive Marks: 1</w:t>
       </w:r>
     </w:p>
     <w:p>
-      <w:pPr>
-        <w:spacing w:after="0" w:before="0"/>
-      </w:pPr>
       <w:r>
-        <w:rPr>
-          <w:b w:val="0"/>
-          <w:i w:val="0"/>
-          <w:sz w:val="22"/>
-        </w:rPr>
-        <w:t>(d) Increase intake of wheat-based foods</w:t>
+        <w:t xml:space="preserve">Negative Marks: 0.25</w:t>
       </w:r>
     </w:p>
     <w:p>
-      <w:pPr>
-        <w:spacing w:after="0" w:before="40"/>
-      </w:pPr>
       <w:r>
-        <w:rPr>
-          <w:b/>
-          <w:i w:val="0"/>
-          <w:sz w:val="22"/>
-        </w:rPr>
-        <w:t>Answer: a</w:t>
+        <w:t xml:space="preserve"/>
       </w:r>
     </w:p>
     <w:p>
-      <w:pPr>
-        <w:spacing w:after="0" w:before="0"/>
-      </w:pPr>
       <w:r>
-        <w:rPr>
-          <w:b w:val="0"/>
-          <w:i w:val="0"/>
-          <w:sz w:val="21"/>
-        </w:rPr>
-        <w:t>Solution: Celiac disease is an immune reaction to gluten; a strict lifelong gluten-free diet (avoiding wheat, barley, rye) heals the intestinal villi. Other carbohydrates and dairy are allowed unless separately intolerant.</w:t>
+        <w:t xml:space="preserve">Question: A client is prescribed an inhaled beta-agonist for asthma. The nurse should teach the client to:</w:t>
       </w:r>
     </w:p>
     <w:p>
-      <w:pPr>
-        <w:spacing w:after="0" w:before="0"/>
-      </w:pPr>
       <w:r>
-        <w:rPr>
-          <w:b w:val="0"/>
-          <w:i w:val="0"/>
-          <w:sz w:val="20"/>
-        </w:rPr>
-        <w:t>Positive Marks: 1</w:t>
+        <w:t xml:space="preserve">(a) Report if the rescue inhaler is needed more often than prescribed (poor control)</w:t>
       </w:r>
     </w:p>
     <w:p>
-      <w:pPr>
-        <w:spacing w:after="160" w:before="0"/>
-      </w:pPr>
       <w:r>
-        <w:rPr>
-          <w:b w:val="0"/>
-          <w:i w:val="0"/>
-          <w:sz w:val="20"/>
-        </w:rPr>
-        <w:t>Negative Marks: 0.25</w:t>
+        <w:t xml:space="preserve">(b) Use the rescue inhaler only monthly</w:t>
       </w:r>
     </w:p>
     <w:p>
-      <w:pPr>
-        <w:spacing w:after="40" w:before="120"/>
-      </w:pPr>
       <w:r>
-        <w:rPr>
-          <w:b w:val="0"/>
-          <w:i w:val="0"/>
-          <w:sz w:val="22"/>
-        </w:rPr>
-        <w:t>Question: Which clinical feature is most characteristic of marasmus?</w:t>
+        <w:t xml:space="preserve">(c) Ignore increasing use of the inhaler</w:t>
       </w:r>
     </w:p>
     <w:p>
-      <w:pPr>
-        <w:spacing w:after="0" w:before="0"/>
-      </w:pPr>
       <w:r>
-        <w:rPr>
-          <w:b w:val="0"/>
-          <w:i w:val="0"/>
-          <w:sz w:val="22"/>
-        </w:rPr>
-        <w:t>(a) Severe wasting and emaciation without edema</w:t>
+        <w:t xml:space="preserve">(d) Double the inhaler dose without advice</w:t>
       </w:r>
     </w:p>
     <w:p>
-      <w:pPr>
-        <w:spacing w:after="0" w:before="0"/>
-      </w:pPr>
       <w:r>
-        <w:rPr>
-          <w:b w:val="0"/>
-          <w:i w:val="0"/>
-          <w:sz w:val="22"/>
-        </w:rPr>
-        <w:t>(b) Pitting edema with preserved subcutaneous fat</w:t>
+        <w:t xml:space="preserve">Answer: a</w:t>
       </w:r>
     </w:p>
     <w:p>
-      <w:pPr>
-        <w:spacing w:after="0" w:before="0"/>
-      </w:pPr>
       <w:r>
-        <w:rPr>
-          <w:b w:val="0"/>
-          <w:i w:val="0"/>
-          <w:sz w:val="22"/>
-        </w:rPr>
-        <w:t>(c) Moon face and hepatomegaly</w:t>
+        <w:t xml:space="preserve">Solution: Increasing use of a rescue inhaler (more than 2 times a week or per plan) signals poor asthma control requiring evaluation. Doses are not self-adjusted.</w:t>
       </w:r>
     </w:p>
     <w:p>
-      <w:pPr>
-        <w:spacing w:after="0" w:before="0"/>
-      </w:pPr>
       <w:r>
-        <w:rPr>
-          <w:b w:val="0"/>
-          <w:i w:val="0"/>
-          <w:sz w:val="22"/>
-        </w:rPr>
-        <w:t>(d) Normal weight with hair changes</w:t>
+        <w:t xml:space="preserve">Positive Marks: 1</w:t>
       </w:r>
     </w:p>
     <w:p>
-      <w:pPr>
-        <w:spacing w:after="0" w:before="40"/>
-      </w:pPr>
       <w:r>
-        <w:rPr>
-          <w:b/>
-          <w:i w:val="0"/>
-          <w:sz w:val="22"/>
-        </w:rPr>
-        <w:t>Answer: a</w:t>
+        <w:t xml:space="preserve">Negative Marks: 0.25</w:t>
       </w:r>
     </w:p>
     <w:p>
-      <w:pPr>
-        <w:spacing w:after="0" w:before="0"/>
-      </w:pPr>
       <w:r>
-        <w:rPr>
-          <w:b w:val="0"/>
-          <w:i w:val="0"/>
-          <w:sz w:val="21"/>
-        </w:rPr>
-        <w:t>Solution: Marasmus is severe protein-energy malnutrition with marked wasting (little or no edema), while kwashiorkor features edema, hepatomegaly, and skin/hair changes. Both are classified by weight-for-height and MUAC.</w:t>
+        <w:t xml:space="preserve"/>
       </w:r>
     </w:p>
     <w:p>
-      <w:pPr>
-        <w:spacing w:after="0" w:before="0"/>
-      </w:pPr>
       <w:r>
-        <w:rPr>
-          <w:b w:val="0"/>
-          <w:i w:val="0"/>
-          <w:sz w:val="20"/>
-        </w:rPr>
-        <w:t>Positive Marks: 1</w:t>
+        <w:t xml:space="preserve">Question: A client with a diagnosis of acute appendicitis is scheduled for surgery. Which finding suggests perforation?</w:t>
       </w:r>
     </w:p>
     <w:p>
-      <w:pPr>
-        <w:spacing w:after="160" w:before="0"/>
-      </w:pPr>
       <w:r>
-        <w:rPr>
-          <w:b w:val="0"/>
-          <w:i w:val="0"/>
-          <w:sz w:val="20"/>
-        </w:rPr>
-        <w:t>Negative Marks: 0.25</w:t>
+        <w:t xml:space="preserve">(a) Sudden decrease in pain followed by worsening rigidity and fever</w:t>
       </w:r>
     </w:p>
     <w:p>
-      <w:pPr>
-        <w:spacing w:after="40" w:before="120"/>
-      </w:pPr>
       <w:r>
-        <w:rPr>
-          <w:b w:val="0"/>
-          <w:i w:val="0"/>
-          <w:sz w:val="22"/>
-        </w:rPr>
-        <w:t>Question: Compared with a lecture, which is the main advantage of the group discussion method in health education?</w:t>
+        <w:t xml:space="preserve">(b) Gradual improvement with normal bowel sounds</w:t>
       </w:r>
     </w:p>
     <w:p>
-      <w:pPr>
-        <w:spacing w:after="0" w:before="0"/>
-      </w:pPr>
       <w:r>
-        <w:rPr>
-          <w:b w:val="0"/>
-          <w:i w:val="0"/>
-          <w:sz w:val="22"/>
-        </w:rPr>
-        <w:t>(a) It promotes active participation, interaction, and exchange of ideas among learners</w:t>
+        <w:t xml:space="preserve">(c) Stable vital signs</w:t>
       </w:r>
     </w:p>
     <w:p>
-      <w:pPr>
-        <w:spacing w:after="0" w:before="0"/>
-      </w:pPr>
       <w:r>
-        <w:rPr>
-          <w:b w:val="0"/>
-          <w:i w:val="0"/>
-          <w:sz w:val="22"/>
-        </w:rPr>
-        <w:t>(b) It covers more content in less time</w:t>
+        <w:t xml:space="preserve">(d) Absence of pain</w:t>
       </w:r>
     </w:p>
     <w:p>
-      <w:pPr>
-        <w:spacing w:after="0" w:before="0"/>
-      </w:pPr>
       <w:r>
-        <w:rPr>
-          <w:b w:val="0"/>
-          <w:i w:val="0"/>
-          <w:sz w:val="22"/>
-        </w:rPr>
-        <w:t>(c) It requires no preparation</w:t>
+        <w:t xml:space="preserve">Answer: a</w:t>
       </w:r>
     </w:p>
     <w:p>
-      <w:pPr>
-        <w:spacing w:after="0" w:before="0"/>
-      </w:pPr>
       <w:r>
-        <w:rPr>
-          <w:b w:val="0"/>
-          <w:i w:val="0"/>
-          <w:sz w:val="22"/>
-        </w:rPr>
-        <w:t>(d) It is ideal for very large audiences</w:t>
+        <w:t xml:space="preserve">Solution: A brief relief of pain followed by rigidity and fever suggests appendiceal perforation with peritonitis — an emergency. The physician is notified immediately.</w:t>
       </w:r>
     </w:p>
     <w:p>
-      <w:pPr>
-        <w:spacing w:after="0" w:before="40"/>
-      </w:pPr>
       <w:r>
-        <w:rPr>
-          <w:b/>
-          <w:i w:val="0"/>
-          <w:sz w:val="22"/>
-        </w:rPr>
-        <w:t>Answer: a</w:t>
+        <w:t xml:space="preserve">Positive Marks: 1</w:t>
       </w:r>
     </w:p>
     <w:p>
-      <w:pPr>
-        <w:spacing w:after="0" w:before="0"/>
-      </w:pPr>
       <w:r>
-        <w:rPr>
-          <w:b w:val="0"/>
-          <w:i w:val="0"/>
-          <w:sz w:val="21"/>
-        </w:rPr>
-        <w:t>Solution: Group discussion encourages active participation, problem-solving, and sharing of experiences, making learning more lasting—but it suits small groups. Lectures cover content efficiently for large audiences but are passive.</w:t>
+        <w:t xml:space="preserve">Negative Marks: 0.25</w:t>
       </w:r>
     </w:p>
     <w:p>
-      <w:pPr>
-        <w:spacing w:after="0" w:before="0"/>
-      </w:pPr>
       <w:r>
-        <w:rPr>
-          <w:b w:val="0"/>
-          <w:i w:val="0"/>
-          <w:sz w:val="20"/>
-        </w:rPr>
-        <w:t>Positive Marks: 1</w:t>
+        <w:t xml:space="preserve"/>
       </w:r>
     </w:p>
     <w:p>
-      <w:pPr>
-        <w:spacing w:after="160" w:before="0"/>
-      </w:pPr>
       <w:r>
-        <w:rPr>
-          <w:b w:val="0"/>
-          <w:i w:val="0"/>
-          <w:sz w:val="20"/>
-        </w:rPr>
-        <w:t>Negative Marks: 0.25</w:t>
+        <w:t xml:space="preserve">Question: A client with a diagnosis of diabetes insipidus is prescribed desmopressin. Which finding indicates the medication is effective?</w:t>
+      </w:r>
+    </w:p>
+    <w:p>
+      <w:r>
+        <w:t xml:space="preserve">(a) Decreased urine output and increased urine specific gravity</w:t>
+      </w:r>
+    </w:p>
+    <w:p>
+      <w:r>
+        <w:t xml:space="preserve">(b) Increased urine output</w:t>
+      </w:r>
+    </w:p>
+    <w:p>
+      <w:r>
+        <w:t xml:space="preserve">(c) Falling blood pressure</w:t>
+      </w:r>
+    </w:p>
+    <w:p>
+      <w:r>
+        <w:t xml:space="preserve">(d) Dry mouth only</w:t>
+      </w:r>
+    </w:p>
+    <w:p>
+      <w:r>
+        <w:t xml:space="preserve">Answer: a</w:t>
+      </w:r>
+    </w:p>
+    <w:p>
+      <w:r>
+        <w:t xml:space="preserve">Solution: Desmopressin reduces urine output and increases urine concentration (specific gravity), correcting the polyuria of diabetes insipidus.</w:t>
+      </w:r>
+    </w:p>
+    <w:p>
+      <w:r>
+        <w:t xml:space="preserve">Positive Marks: 1</w:t>
+      </w:r>
+    </w:p>
+    <w:p>
+      <w:r>
+        <w:t xml:space="preserve">Negative Marks: 0.25</w:t>
+      </w:r>
+    </w:p>
+    <w:p>
+      <w:r>
+        <w:t xml:space="preserve"/>
+      </w:r>
+    </w:p>
+    <w:p>
+      <w:r>
+        <w:t xml:space="preserve">Question: A nurse is assessing a client with a diagnosis of acute kidney injury. Which finding indicates a need for dialysis?</w:t>
+      </w:r>
+    </w:p>
+    <w:p>
+      <w:r>
+        <w:t xml:space="preserve">(a) Refractory hyperkalemia and fluid overload</w:t>
+      </w:r>
+    </w:p>
+    <w:p>
+      <w:r>
+        <w:t xml:space="preserve">(b) Mildly elevated creatinine</w:t>
+      </w:r>
+    </w:p>
+    <w:p>
+      <w:r>
+        <w:t xml:space="preserve">(c) Normal urine output</w:t>
+      </w:r>
+    </w:p>
+    <w:p>
+      <w:r>
+        <w:t xml:space="preserve">(d) Slight ankle edema</w:t>
+      </w:r>
+    </w:p>
+    <w:p>
+      <w:r>
+        <w:t xml:space="preserve">Answer: a</w:t>
+      </w:r>
+    </w:p>
+    <w:p>
+      <w:r>
+        <w:t xml:space="preserve">Solution: Dialysis is indicated for life-threatening hyperkalemia, severe acidosis, refractory fluid overload (pulmonary edema), and uremic symptoms. Mild elevations are managed conservatively.</w:t>
+      </w:r>
+    </w:p>
+    <w:p>
+      <w:r>
+        <w:t xml:space="preserve">Positive Marks: 1</w:t>
+      </w:r>
+    </w:p>
+    <w:p>
+      <w:r>
+        <w:t xml:space="preserve">Negative Marks: 0.25</w:t>
       </w:r>
     </w:p>
     <w:sectPr>
       <w:pgSz w:w="12240" w:h="15840"/>
-      <w:pgMar w:top="864" w:right="1008" w:bottom="864" w:left="1008" w:header="720" w:footer="720" w:gutter="0"/>
+      <w:pgMar w:top="1440" w:right="1800" w:bottom="1440" w:left="1800" w:header="720" w:footer="720" w:gutter="0"/>
       <w:cols w:space="720"/>
       <w:docGrid w:linePitch="360"/>
     </w:sectPr>
@@ -2715,10 +1365,6 @@
     <w:name w:val="Normal"/>
     <w:qFormat/>
     <w:rsid w:val="00FC693F"/>
-    <w:rPr>
-      <w:rFonts w:ascii="Calibri" w:hAnsi="Calibri"/>
-      <w:sz w:val="22"/>
-    </w:rPr>
   </w:style>
   <w:style w:type="paragraph" w:styleId="Header">
     <w:name w:val="header"/>
